--- a/gdocs_build/Ezra.docx
+++ b/gdocs_build/Ezra.docx
@@ -9589,7 +9589,7 @@
               <w:rPr>
                 <w:sz w:val="18"/>
               </w:rPr>
-              <w:t>Second, whatever they need for their worship services—bulls, rams, lambs for offerings to the God of Heaven, plus wheat, salt, wine, and oil for the priests in Jerusalem—you give it to them. Every single day, no excuses. This is so they can make their sacrifices and pray for me and my sons.</w:t>
+              <w:t>Second, whatever they need for their worship services—young bulls, rams, and lambs for offerings to the God of Heaven, plus wheat, salt, wine, and anointing oil for the priests in Jerusalem—you give it to them. Every single day, no excuses. This is so they can make their sacrifices and pray for me and my sons.</w:t>
             </w:r>
           </w:p>
         </w:tc>
@@ -9612,7 +9612,7 @@
               <w:rPr>
                 <w:sz w:val="18"/>
               </w:rPr>
-              <w:t>둘째, 제사에 필요한 거, 예를 들어 하늘의 하나님께 번제로 드릴 소, 양, 어린 양, 그리고 예루살렘 제사장들이 달라고 하는 밀, 소금, 포도주, 기름 같은 거 매일매일 빠짐없이 줘. 그래야 그 사람들이 하나님께 제사 드리면서 왕이랑 왕자들 위해서 기도해주지.</w:t>
+              <w:t>둘째, 제사에 필요한 거, 예를 들어 하늘의 하나님께 번제로 드릴 어린 수소, 숫양, 어린 양, 그리고 예루살렘 제사장들이 달라고 하는 밀, 소금, 포도주, 관유 같은 거 매일매일 빠짐없이 줘. 그래야 그 사람들이 하나님께 제사 드리면서 왕이랑 왕자들 위해서 기도해주지.</w:t>
             </w:r>
           </w:p>
         </w:tc>
@@ -9810,7 +9810,7 @@
               <w:rPr>
                 <w:sz w:val="18"/>
               </w:rPr>
-              <w:t>And you know what? Tattenai, the governor, Shethar-Bozenai, and his buddies did exactly that. They followed Darius's orders perfectly and right away.</w:t>
+              <w:t>And you know what? Tattenai, the governor of the land across the Euphrates, Shethar-Bozenai, and his buddies did exactly that. They followed Darius's orders perfectly and right away.</w:t>
             </w:r>
           </w:p>
         </w:tc>
@@ -10165,7 +10165,7 @@
               <w:rPr>
                 <w:sz w:val="18"/>
               </w:rPr>
-              <w:t>Then all the Israelites who were back from exile, plus anyone else who had left their old ways to follow the God of Israel, ate the Passover meal together. They were so happy, they celebrated the Feast of Unleavened Bread for seven whole days. God had totally filled them with joy and even changed the mind of the king of Assyria to support them in rebuilding the Temple of their God, the God of Israel. Wild, right?</w:t>
+              <w:t>Then all the Israelites who were back from exile, plus anyone else who had left their old ways to join them and follow the God of Israel, ate the Passover meal together. They were so happy, they celebrated the Feast of Unleavened Bread for seven whole days. God had totally filled them with joy and even changed the mind of the king of Assyria to support them in rebuilding the Temple of their God, the God of Israel. Wild, right?</w:t>
             </w:r>
           </w:p>
         </w:tc>

--- a/gdocs_build/Ezra.docx
+++ b/gdocs_build/Ezra.docx
@@ -9360,7 +9360,7 @@
               <w:rPr>
                 <w:sz w:val="18"/>
               </w:rPr>
-              <w:t>Then Darius added his own two cents. He was like, "Listen up, Tattenai, you're the governor of the whole area across the Euphrates—you, Shethar-Bozenai, and your crew need to back off. Just stay out of their way. Let the governor and the Jewish leaders do their thing and rebuild the Temple.</w:t>
+              <w:t>Then Darius added his own two cents. He was like, "Listen up, Tattenai, you're the governor of the whole area across the Euphrates—you, Shethar-Bozenai, and your crew need to back off. Just stay out of their way. Let the governor and the Jewish leaders do their thing and rebuild the Temple of God.</w:t>
             </w:r>
           </w:p>
         </w:tc>
@@ -9383,7 +9383,7 @@
               <w:rPr>
                 <w:sz w:val="18"/>
               </w:rPr>
-              <w:t>그리고 다리우스 왕이 또 이렇게 명령을 내렸대. "야, 유프라테스 강 건너편 총독 다드래랑 스달보스내, 그리고 너네 관리들 잘 들어. 거기서 당장 나와. 유다 총독이랑 지도자들이 성전 재건하는 거 방해하지 말고 냅두라고.</w:t>
+              <w:t>그리고 다리우스 왕이 또 이렇게 명령을 내렸대. "야, 유프라테스 강 건너편 총독 다드래랑 스달보스내, 그리고 너네 관리들 잘 들어. 거기서 당장 나와. 유다 총독이랑 지도자들이 하나님의 성전 재건하는 거 방해하지 말고 냅두라고.</w:t>
             </w:r>
           </w:p>
         </w:tc>
@@ -13339,7 +13339,7 @@
               <w:rPr>
                 <w:sz w:val="18"/>
               </w:rPr>
-              <w:t>After that, Ezra bounced from the Temple square and crashed at Jehohanan son of Eliashib's place. He was still on a hunger strike, not eating or drinking anything, just mourning hard over how the exiles had been so unfaithful.</w:t>
+              <w:t>After that, Ezra bounced from the square in front of the Temple of God and crashed at Jehohanan son of Eliashib's place. He was still on a hunger strike, not eating or drinking anything, just mourning hard over how the exiles had been so unfaithful.</w:t>
             </w:r>
           </w:p>
         </w:tc>
@@ -13362,7 +13362,7 @@
               <w:rPr>
                 <w:sz w:val="18"/>
               </w:rPr>
-              <w:t>그러고 나서 에스라는 성전 앞 광장을 떠나서 엘리아십의 아들 여호하난의 집으로 갔대. 거기서도 밥도 안 먹고 물도 안 마시면서, 포로로 잡혀갔다 돌아온 사람들이 저지른 배신 때문에 계속 슬퍼했대.</w:t>
+              <w:t>그러고 나서 에스라는 하나님의 성전 앞 광장을 떠나서 엘리아십의 아들 여호하난의 집으로 갔대. 거기서도 밥도 안 먹고 물도 안 마시면서, 포로로 잡혀갔다 돌아온 사람들이 저지른 배신 때문에 계속 슬퍼했대.</w:t>
             </w:r>
           </w:p>
         </w:tc>
@@ -13481,7 +13481,7 @@
               <w:rPr>
                 <w:sz w:val="18"/>
               </w:rPr>
-              <w:t>And yo, everyone from Judah and Benjamin actually showed up in Jerusalem within the three days. It was the twentieth day of the ninth month, and they were all just sitting in the square in front of the Temple. They were all super antsy, partly because of the serious stuff they had to deal with, and partly 'cause it was pouring rain.</w:t>
+              <w:t>And yo, everyone from Judah and Benjamin actually showed up in Jerusalem within the three days. It was the twentieth day of the ninth month, and they were all just sitting in the square in front of the Temple of God. They were all super antsy, partly because of the serious stuff they had to deal with, and partly 'cause it was pouring rain.</w:t>
             </w:r>
           </w:p>
         </w:tc>
@@ -13504,7 +13504,7 @@
               <w:rPr>
                 <w:sz w:val="18"/>
               </w:rPr>
-              <w:t>유다랑 베냐민 사람들이 진짜 3일 안에 다 예루살렘으로 모였대. 그날이 아홉째 달 20일이었는데, 다들 성전 앞 광장에 앉아 있었음. 처리해야 할 문제도 심각한데 비까지 쏟아지니까, 다들 불안하고 초조해서 어쩔 줄 몰라 했대.</w:t>
+              <w:t>유다랑 베냐민 사람들이 진짜 3일 안에 다 예루살렘으로 모였대. 그날이 아홉째 달 20일이었는데, 다들 하나님의 성전 앞 광장에 앉아 있었음. 처리해야 할 문제도 심각한데 비까지 쏟아지니까, 다들 불안하고 초조해서 어쩔 줄 몰라 했대.</w:t>
             </w:r>
           </w:p>
         </w:tc>

--- a/gdocs_build/Ezra.docx
+++ b/gdocs_build/Ezra.docx
@@ -93,7 +93,7 @@
                 <w:b/>
                 <w:sz w:val="16"/>
               </w:rPr>
-              <w:t>1-4</w:t>
+              <w:t>1</w:t>
             </w:r>
           </w:p>
           <w:p>
@@ -124,7 +124,7 @@
                 <w:b/>
                 <w:sz w:val="16"/>
               </w:rPr>
-              <w:t>1-4</w:t>
+              <w:t>1</w:t>
             </w:r>
           </w:p>
           <w:p>
@@ -147,7 +147,7 @@
                 <w:b/>
                 <w:sz w:val="16"/>
               </w:rPr>
-              <w:t>1-4</w:t>
+              <w:t>1</w:t>
             </w:r>
           </w:p>
           <w:p>
@@ -172,7 +172,7 @@
                 <w:b/>
                 <w:sz w:val="16"/>
               </w:rPr>
-              <w:t>1-4</w:t>
+              <w:t>2-4</w:t>
             </w:r>
           </w:p>
           <w:p>
@@ -195,7 +195,7 @@
                 <w:b/>
                 <w:sz w:val="16"/>
               </w:rPr>
-              <w:t>1-4</w:t>
+              <w:t>2-4</w:t>
             </w:r>
           </w:p>
           <w:p>
@@ -218,7 +218,7 @@
                 <w:b/>
                 <w:sz w:val="16"/>
               </w:rPr>
-              <w:t>1-4</w:t>
+              <w:t>2-4</w:t>
             </w:r>
           </w:p>
           <w:p>
@@ -314,7 +314,7 @@
                 <w:b/>
                 <w:sz w:val="16"/>
               </w:rPr>
-              <w:t>7-10</w:t>
+              <w:t>7-8</w:t>
             </w:r>
           </w:p>
           <w:p>
@@ -385,7 +385,7 @@
                 <w:b/>
                 <w:sz w:val="16"/>
               </w:rPr>
-              <w:t>7-10</w:t>
+              <w:t>7-8</w:t>
             </w:r>
           </w:p>
           <w:p>
@@ -408,7 +408,7 @@
                 <w:b/>
                 <w:sz w:val="16"/>
               </w:rPr>
-              <w:t>7-10</w:t>
+              <w:t>7-8</w:t>
             </w:r>
           </w:p>
           <w:p>
@@ -433,7 +433,7 @@
                 <w:b/>
                 <w:sz w:val="16"/>
               </w:rPr>
-              <w:t>7-10</w:t>
+              <w:t>9-10</w:t>
             </w:r>
           </w:p>
           <w:p>
@@ -456,7 +456,7 @@
                 <w:b/>
                 <w:sz w:val="16"/>
               </w:rPr>
-              <w:t>7-10</w:t>
+              <w:t>9-10</w:t>
             </w:r>
           </w:p>
           <w:p>
@@ -519,7 +519,7 @@
                 <w:b/>
                 <w:sz w:val="16"/>
               </w:rPr>
-              <w:t>7-10</w:t>
+              <w:t>9-10</w:t>
             </w:r>
           </w:p>
           <w:p>
@@ -722,7 +722,7 @@
                 <w:b/>
                 <w:sz w:val="16"/>
               </w:rPr>
-              <w:t>1-58</w:t>
+              <w:t>1-2</w:t>
             </w:r>
           </w:p>
           <w:p>
@@ -1257,7 +1257,7 @@
                 <w:b/>
                 <w:sz w:val="16"/>
               </w:rPr>
-              <w:t>1-58</w:t>
+              <w:t>1-2</w:t>
             </w:r>
           </w:p>
           <w:p>
@@ -1280,7 +1280,7 @@
                 <w:b/>
                 <w:sz w:val="16"/>
               </w:rPr>
-              <w:t>1-58</w:t>
+              <w:t>1-2</w:t>
             </w:r>
           </w:p>
           <w:p>
@@ -1305,7 +1305,7 @@
                 <w:b/>
                 <w:sz w:val="16"/>
               </w:rPr>
-              <w:t>1-58</w:t>
+              <w:t>2</w:t>
             </w:r>
           </w:p>
           <w:p>
@@ -1328,7 +1328,7 @@
                 <w:b/>
                 <w:sz w:val="16"/>
               </w:rPr>
-              <w:t>1-58</w:t>
+              <w:t>2</w:t>
             </w:r>
           </w:p>
           <w:p>
@@ -1351,7 +1351,7 @@
                 <w:b/>
                 <w:sz w:val="16"/>
               </w:rPr>
-              <w:t>1-58</w:t>
+              <w:t>2</w:t>
             </w:r>
           </w:p>
           <w:p>
@@ -1376,7 +1376,7 @@
                 <w:b/>
                 <w:sz w:val="16"/>
               </w:rPr>
-              <w:t>1-58</w:t>
+              <w:t>3</w:t>
             </w:r>
           </w:p>
           <w:p>
@@ -1399,7 +1399,7 @@
                 <w:b/>
                 <w:sz w:val="16"/>
               </w:rPr>
-              <w:t>1-58</w:t>
+              <w:t>3</w:t>
             </w:r>
           </w:p>
           <w:p>
@@ -1422,7 +1422,7 @@
                 <w:b/>
                 <w:sz w:val="16"/>
               </w:rPr>
-              <w:t>1-58</w:t>
+              <w:t>3</w:t>
             </w:r>
           </w:p>
           <w:p>
@@ -1447,7 +1447,7 @@
                 <w:b/>
                 <w:sz w:val="16"/>
               </w:rPr>
-              <w:t>1-58</w:t>
+              <w:t>4</w:t>
             </w:r>
           </w:p>
           <w:p>
@@ -1470,7 +1470,7 @@
                 <w:b/>
                 <w:sz w:val="16"/>
               </w:rPr>
-              <w:t>1-58</w:t>
+              <w:t>4</w:t>
             </w:r>
           </w:p>
           <w:p>
@@ -1493,7 +1493,7 @@
                 <w:b/>
                 <w:sz w:val="16"/>
               </w:rPr>
-              <w:t>1-58</w:t>
+              <w:t>4</w:t>
             </w:r>
           </w:p>
           <w:p>
@@ -1518,7 +1518,7 @@
                 <w:b/>
                 <w:sz w:val="16"/>
               </w:rPr>
-              <w:t>1-58</w:t>
+              <w:t>5</w:t>
             </w:r>
           </w:p>
           <w:p>
@@ -1541,7 +1541,7 @@
                 <w:b/>
                 <w:sz w:val="16"/>
               </w:rPr>
-              <w:t>1-58</w:t>
+              <w:t>5</w:t>
             </w:r>
           </w:p>
           <w:p>
@@ -1564,7 +1564,7 @@
                 <w:b/>
                 <w:sz w:val="16"/>
               </w:rPr>
-              <w:t>1-58</w:t>
+              <w:t>5</w:t>
             </w:r>
           </w:p>
           <w:p>
@@ -1589,7 +1589,7 @@
                 <w:b/>
                 <w:sz w:val="16"/>
               </w:rPr>
-              <w:t>1-58</w:t>
+              <w:t>6</w:t>
             </w:r>
           </w:p>
           <w:p>
@@ -1612,7 +1612,7 @@
                 <w:b/>
                 <w:sz w:val="16"/>
               </w:rPr>
-              <w:t>1-58</w:t>
+              <w:t>6</w:t>
             </w:r>
           </w:p>
           <w:p>
@@ -1635,7 +1635,7 @@
                 <w:b/>
                 <w:sz w:val="16"/>
               </w:rPr>
-              <w:t>1-58</w:t>
+              <w:t>6</w:t>
             </w:r>
           </w:p>
           <w:p>
@@ -1660,7 +1660,7 @@
                 <w:b/>
                 <w:sz w:val="16"/>
               </w:rPr>
-              <w:t>1-58</w:t>
+              <w:t>7</w:t>
             </w:r>
           </w:p>
           <w:p>
@@ -1683,7 +1683,7 @@
                 <w:b/>
                 <w:sz w:val="16"/>
               </w:rPr>
-              <w:t>1-58</w:t>
+              <w:t>7</w:t>
             </w:r>
           </w:p>
           <w:p>
@@ -1706,7 +1706,7 @@
                 <w:b/>
                 <w:sz w:val="16"/>
               </w:rPr>
-              <w:t>1-58</w:t>
+              <w:t>7</w:t>
             </w:r>
           </w:p>
           <w:p>
@@ -1731,7 +1731,7 @@
                 <w:b/>
                 <w:sz w:val="16"/>
               </w:rPr>
-              <w:t>1-58</w:t>
+              <w:t>8</w:t>
             </w:r>
           </w:p>
           <w:p>
@@ -1754,7 +1754,7 @@
                 <w:b/>
                 <w:sz w:val="16"/>
               </w:rPr>
-              <w:t>1-58</w:t>
+              <w:t>8</w:t>
             </w:r>
           </w:p>
           <w:p>
@@ -1777,7 +1777,7 @@
                 <w:b/>
                 <w:sz w:val="16"/>
               </w:rPr>
-              <w:t>1-58</w:t>
+              <w:t>8</w:t>
             </w:r>
           </w:p>
           <w:p>
@@ -1802,7 +1802,7 @@
                 <w:b/>
                 <w:sz w:val="16"/>
               </w:rPr>
-              <w:t>1-58</w:t>
+              <w:t>9</w:t>
             </w:r>
           </w:p>
           <w:p>
@@ -1825,7 +1825,7 @@
                 <w:b/>
                 <w:sz w:val="16"/>
               </w:rPr>
-              <w:t>1-58</w:t>
+              <w:t>9</w:t>
             </w:r>
           </w:p>
           <w:p>
@@ -1848,7 +1848,7 @@
                 <w:b/>
                 <w:sz w:val="16"/>
               </w:rPr>
-              <w:t>1-58</w:t>
+              <w:t>9</w:t>
             </w:r>
           </w:p>
           <w:p>
@@ -1873,7 +1873,7 @@
                 <w:b/>
                 <w:sz w:val="16"/>
               </w:rPr>
-              <w:t>1-58</w:t>
+              <w:t>10</w:t>
             </w:r>
           </w:p>
           <w:p>
@@ -1896,7 +1896,7 @@
                 <w:b/>
                 <w:sz w:val="16"/>
               </w:rPr>
-              <w:t>1-58</w:t>
+              <w:t>10</w:t>
             </w:r>
           </w:p>
           <w:p>
@@ -1919,7 +1919,7 @@
                 <w:b/>
                 <w:sz w:val="16"/>
               </w:rPr>
-              <w:t>1-58</w:t>
+              <w:t>10</w:t>
             </w:r>
           </w:p>
           <w:p>
@@ -1944,7 +1944,7 @@
                 <w:b/>
                 <w:sz w:val="16"/>
               </w:rPr>
-              <w:t>1-58</w:t>
+              <w:t>11</w:t>
             </w:r>
           </w:p>
           <w:p>
@@ -1967,7 +1967,7 @@
                 <w:b/>
                 <w:sz w:val="16"/>
               </w:rPr>
-              <w:t>1-58</w:t>
+              <w:t>11</w:t>
             </w:r>
           </w:p>
           <w:p>
@@ -1990,7 +1990,7 @@
                 <w:b/>
                 <w:sz w:val="16"/>
               </w:rPr>
-              <w:t>1-58</w:t>
+              <w:t>11</w:t>
             </w:r>
           </w:p>
           <w:p>
@@ -2015,7 +2015,7 @@
                 <w:b/>
                 <w:sz w:val="16"/>
               </w:rPr>
-              <w:t>1-58</w:t>
+              <w:t>12</w:t>
             </w:r>
           </w:p>
           <w:p>
@@ -2038,7 +2038,7 @@
                 <w:b/>
                 <w:sz w:val="16"/>
               </w:rPr>
-              <w:t>1-58</w:t>
+              <w:t>12</w:t>
             </w:r>
           </w:p>
           <w:p>
@@ -2061,7 +2061,7 @@
                 <w:b/>
                 <w:sz w:val="16"/>
               </w:rPr>
-              <w:t>1-58</w:t>
+              <w:t>12</w:t>
             </w:r>
           </w:p>
           <w:p>
@@ -2086,7 +2086,7 @@
                 <w:b/>
                 <w:sz w:val="16"/>
               </w:rPr>
-              <w:t>1-58</w:t>
+              <w:t>13</w:t>
             </w:r>
           </w:p>
           <w:p>
@@ -2109,7 +2109,7 @@
                 <w:b/>
                 <w:sz w:val="16"/>
               </w:rPr>
-              <w:t>1-58</w:t>
+              <w:t>13</w:t>
             </w:r>
           </w:p>
           <w:p>
@@ -2132,7 +2132,7 @@
                 <w:b/>
                 <w:sz w:val="16"/>
               </w:rPr>
-              <w:t>1-58</w:t>
+              <w:t>13</w:t>
             </w:r>
           </w:p>
           <w:p>
@@ -2157,7 +2157,7 @@
                 <w:b/>
                 <w:sz w:val="16"/>
               </w:rPr>
-              <w:t>1-58</w:t>
+              <w:t>14</w:t>
             </w:r>
           </w:p>
           <w:p>
@@ -2180,7 +2180,7 @@
                 <w:b/>
                 <w:sz w:val="16"/>
               </w:rPr>
-              <w:t>1-58</w:t>
+              <w:t>14</w:t>
             </w:r>
           </w:p>
           <w:p>
@@ -2203,7 +2203,7 @@
                 <w:b/>
                 <w:sz w:val="16"/>
               </w:rPr>
-              <w:t>1-58</w:t>
+              <w:t>14</w:t>
             </w:r>
           </w:p>
           <w:p>
@@ -2228,7 +2228,7 @@
                 <w:b/>
                 <w:sz w:val="16"/>
               </w:rPr>
-              <w:t>1-58</w:t>
+              <w:t>15</w:t>
             </w:r>
           </w:p>
           <w:p>
@@ -2251,7 +2251,7 @@
                 <w:b/>
                 <w:sz w:val="16"/>
               </w:rPr>
-              <w:t>1-58</w:t>
+              <w:t>15</w:t>
             </w:r>
           </w:p>
           <w:p>
@@ -2274,7 +2274,7 @@
                 <w:b/>
                 <w:sz w:val="16"/>
               </w:rPr>
-              <w:t>1-58</w:t>
+              <w:t>15</w:t>
             </w:r>
           </w:p>
           <w:p>
@@ -2299,7 +2299,7 @@
                 <w:b/>
                 <w:sz w:val="16"/>
               </w:rPr>
-              <w:t>1-58</w:t>
+              <w:t>16</w:t>
             </w:r>
           </w:p>
           <w:p>
@@ -2322,7 +2322,7 @@
                 <w:b/>
                 <w:sz w:val="16"/>
               </w:rPr>
-              <w:t>1-58</w:t>
+              <w:t>16</w:t>
             </w:r>
           </w:p>
           <w:p>
@@ -2345,7 +2345,7 @@
                 <w:b/>
                 <w:sz w:val="16"/>
               </w:rPr>
-              <w:t>1-58</w:t>
+              <w:t>16</w:t>
             </w:r>
           </w:p>
           <w:p>
@@ -2370,7 +2370,7 @@
                 <w:b/>
                 <w:sz w:val="16"/>
               </w:rPr>
-              <w:t>1-58</w:t>
+              <w:t>17</w:t>
             </w:r>
           </w:p>
           <w:p>
@@ -2393,7 +2393,7 @@
                 <w:b/>
                 <w:sz w:val="16"/>
               </w:rPr>
-              <w:t>1-58</w:t>
+              <w:t>17</w:t>
             </w:r>
           </w:p>
           <w:p>
@@ -2416,7 +2416,7 @@
                 <w:b/>
                 <w:sz w:val="16"/>
               </w:rPr>
-              <w:t>1-58</w:t>
+              <w:t>17</w:t>
             </w:r>
           </w:p>
           <w:p>
@@ -2441,7 +2441,7 @@
                 <w:b/>
                 <w:sz w:val="16"/>
               </w:rPr>
-              <w:t>1-58</w:t>
+              <w:t>18</w:t>
             </w:r>
           </w:p>
           <w:p>
@@ -2464,7 +2464,7 @@
                 <w:b/>
                 <w:sz w:val="16"/>
               </w:rPr>
-              <w:t>1-58</w:t>
+              <w:t>18</w:t>
             </w:r>
           </w:p>
           <w:p>
@@ -2487,7 +2487,7 @@
                 <w:b/>
                 <w:sz w:val="16"/>
               </w:rPr>
-              <w:t>1-58</w:t>
+              <w:t>18</w:t>
             </w:r>
           </w:p>
           <w:p>
@@ -2512,7 +2512,7 @@
                 <w:b/>
                 <w:sz w:val="16"/>
               </w:rPr>
-              <w:t>1-58</w:t>
+              <w:t>19</w:t>
             </w:r>
           </w:p>
           <w:p>
@@ -2535,7 +2535,7 @@
                 <w:b/>
                 <w:sz w:val="16"/>
               </w:rPr>
-              <w:t>1-58</w:t>
+              <w:t>19</w:t>
             </w:r>
           </w:p>
           <w:p>
@@ -2558,7 +2558,7 @@
                 <w:b/>
                 <w:sz w:val="16"/>
               </w:rPr>
-              <w:t>1-58</w:t>
+              <w:t>19</w:t>
             </w:r>
           </w:p>
           <w:p>
@@ -2583,7 +2583,7 @@
                 <w:b/>
                 <w:sz w:val="16"/>
               </w:rPr>
-              <w:t>1-58</w:t>
+              <w:t>20</w:t>
             </w:r>
           </w:p>
           <w:p>
@@ -2606,7 +2606,7 @@
                 <w:b/>
                 <w:sz w:val="16"/>
               </w:rPr>
-              <w:t>1-58</w:t>
+              <w:t>20</w:t>
             </w:r>
           </w:p>
           <w:p>
@@ -2629,7 +2629,7 @@
                 <w:b/>
                 <w:sz w:val="16"/>
               </w:rPr>
-              <w:t>1-58</w:t>
+              <w:t>20</w:t>
             </w:r>
           </w:p>
           <w:p>
@@ -2654,7 +2654,7 @@
                 <w:b/>
                 <w:sz w:val="16"/>
               </w:rPr>
-              <w:t>1-58</w:t>
+              <w:t>21</w:t>
             </w:r>
           </w:p>
           <w:p>
@@ -2677,7 +2677,7 @@
                 <w:b/>
                 <w:sz w:val="16"/>
               </w:rPr>
-              <w:t>1-58</w:t>
+              <w:t>21</w:t>
             </w:r>
           </w:p>
           <w:p>
@@ -2700,7 +2700,7 @@
                 <w:b/>
                 <w:sz w:val="16"/>
               </w:rPr>
-              <w:t>1-58</w:t>
+              <w:t>21</w:t>
             </w:r>
           </w:p>
           <w:p>
@@ -2725,7 +2725,7 @@
                 <w:b/>
                 <w:sz w:val="16"/>
               </w:rPr>
-              <w:t>1-58</w:t>
+              <w:t>21</w:t>
             </w:r>
           </w:p>
           <w:p>
@@ -2748,7 +2748,7 @@
                 <w:b/>
                 <w:sz w:val="16"/>
               </w:rPr>
-              <w:t>1-58</w:t>
+              <w:t>21</w:t>
             </w:r>
           </w:p>
           <w:p>
@@ -2771,7 +2771,7 @@
                 <w:b/>
                 <w:sz w:val="16"/>
               </w:rPr>
-              <w:t>1-58</w:t>
+              <w:t>21</w:t>
             </w:r>
           </w:p>
           <w:p>
@@ -2796,7 +2796,7 @@
                 <w:b/>
                 <w:sz w:val="16"/>
               </w:rPr>
-              <w:t>1-58</w:t>
+              <w:t>22</w:t>
             </w:r>
           </w:p>
           <w:p>
@@ -2819,7 +2819,7 @@
                 <w:b/>
                 <w:sz w:val="16"/>
               </w:rPr>
-              <w:t>1-58</w:t>
+              <w:t>22</w:t>
             </w:r>
           </w:p>
           <w:p>
@@ -2842,7 +2842,7 @@
                 <w:b/>
                 <w:sz w:val="16"/>
               </w:rPr>
-              <w:t>1-58</w:t>
+              <w:t>22</w:t>
             </w:r>
           </w:p>
           <w:p>
@@ -2867,7 +2867,7 @@
                 <w:b/>
                 <w:sz w:val="16"/>
               </w:rPr>
-              <w:t>1-58</w:t>
+              <w:t>23</w:t>
             </w:r>
           </w:p>
           <w:p>
@@ -2890,7 +2890,7 @@
                 <w:b/>
                 <w:sz w:val="16"/>
               </w:rPr>
-              <w:t>1-58</w:t>
+              <w:t>23</w:t>
             </w:r>
           </w:p>
           <w:p>
@@ -2913,7 +2913,7 @@
                 <w:b/>
                 <w:sz w:val="16"/>
               </w:rPr>
-              <w:t>1-58</w:t>
+              <w:t>23</w:t>
             </w:r>
           </w:p>
           <w:p>
@@ -2938,7 +2938,7 @@
                 <w:b/>
                 <w:sz w:val="16"/>
               </w:rPr>
-              <w:t>1-58</w:t>
+              <w:t>24</w:t>
             </w:r>
           </w:p>
           <w:p>
@@ -2961,7 +2961,7 @@
                 <w:b/>
                 <w:sz w:val="16"/>
               </w:rPr>
-              <w:t>1-58</w:t>
+              <w:t>24</w:t>
             </w:r>
           </w:p>
           <w:p>
@@ -2984,7 +2984,7 @@
                 <w:b/>
                 <w:sz w:val="16"/>
               </w:rPr>
-              <w:t>1-58</w:t>
+              <w:t>24</w:t>
             </w:r>
           </w:p>
           <w:p>
@@ -3009,7 +3009,7 @@
                 <w:b/>
                 <w:sz w:val="16"/>
               </w:rPr>
-              <w:t>1-58</w:t>
+              <w:t>25</w:t>
             </w:r>
           </w:p>
           <w:p>
@@ -3032,7 +3032,7 @@
                 <w:b/>
                 <w:sz w:val="16"/>
               </w:rPr>
-              <w:t>1-58</w:t>
+              <w:t>25</w:t>
             </w:r>
           </w:p>
           <w:p>
@@ -3055,7 +3055,7 @@
                 <w:b/>
                 <w:sz w:val="16"/>
               </w:rPr>
-              <w:t>1-58</w:t>
+              <w:t>25</w:t>
             </w:r>
           </w:p>
           <w:p>
@@ -3080,7 +3080,7 @@
                 <w:b/>
                 <w:sz w:val="16"/>
               </w:rPr>
-              <w:t>1-58</w:t>
+              <w:t>26</w:t>
             </w:r>
           </w:p>
           <w:p>
@@ -3103,7 +3103,7 @@
                 <w:b/>
                 <w:sz w:val="16"/>
               </w:rPr>
-              <w:t>1-58</w:t>
+              <w:t>26</w:t>
             </w:r>
           </w:p>
           <w:p>
@@ -3126,7 +3126,7 @@
                 <w:b/>
                 <w:sz w:val="16"/>
               </w:rPr>
-              <w:t>1-58</w:t>
+              <w:t>26</w:t>
             </w:r>
           </w:p>
           <w:p>
@@ -3151,7 +3151,7 @@
                 <w:b/>
                 <w:sz w:val="16"/>
               </w:rPr>
-              <w:t>1-58</w:t>
+              <w:t>27</w:t>
             </w:r>
           </w:p>
           <w:p>
@@ -3174,7 +3174,7 @@
                 <w:b/>
                 <w:sz w:val="16"/>
               </w:rPr>
-              <w:t>1-58</w:t>
+              <w:t>27</w:t>
             </w:r>
           </w:p>
           <w:p>
@@ -3197,7 +3197,7 @@
                 <w:b/>
                 <w:sz w:val="16"/>
               </w:rPr>
-              <w:t>1-58</w:t>
+              <w:t>27</w:t>
             </w:r>
           </w:p>
           <w:p>
@@ -3222,7 +3222,7 @@
                 <w:b/>
                 <w:sz w:val="16"/>
               </w:rPr>
-              <w:t>1-58</w:t>
+              <w:t>28</w:t>
             </w:r>
           </w:p>
           <w:p>
@@ -3245,7 +3245,7 @@
                 <w:b/>
                 <w:sz w:val="16"/>
               </w:rPr>
-              <w:t>1-58</w:t>
+              <w:t>28</w:t>
             </w:r>
           </w:p>
           <w:p>
@@ -3268,7 +3268,7 @@
                 <w:b/>
                 <w:sz w:val="16"/>
               </w:rPr>
-              <w:t>1-58</w:t>
+              <w:t>28</w:t>
             </w:r>
           </w:p>
           <w:p>
@@ -3293,7 +3293,7 @@
                 <w:b/>
                 <w:sz w:val="16"/>
               </w:rPr>
-              <w:t>1-58</w:t>
+              <w:t>29</w:t>
             </w:r>
           </w:p>
           <w:p>
@@ -3316,7 +3316,7 @@
                 <w:b/>
                 <w:sz w:val="16"/>
               </w:rPr>
-              <w:t>1-58</w:t>
+              <w:t>29</w:t>
             </w:r>
           </w:p>
           <w:p>
@@ -3339,7 +3339,7 @@
                 <w:b/>
                 <w:sz w:val="16"/>
               </w:rPr>
-              <w:t>1-58</w:t>
+              <w:t>29</w:t>
             </w:r>
           </w:p>
           <w:p>
@@ -3364,7 +3364,7 @@
                 <w:b/>
                 <w:sz w:val="16"/>
               </w:rPr>
-              <w:t>1-58</w:t>
+              <w:t>30</w:t>
             </w:r>
           </w:p>
           <w:p>
@@ -3387,7 +3387,7 @@
                 <w:b/>
                 <w:sz w:val="16"/>
               </w:rPr>
-              <w:t>1-58</w:t>
+              <w:t>30</w:t>
             </w:r>
           </w:p>
           <w:p>
@@ -3410,7 +3410,7 @@
                 <w:b/>
                 <w:sz w:val="16"/>
               </w:rPr>
-              <w:t>1-58</w:t>
+              <w:t>30</w:t>
             </w:r>
           </w:p>
           <w:p>
@@ -3435,7 +3435,7 @@
                 <w:b/>
                 <w:sz w:val="16"/>
               </w:rPr>
-              <w:t>1-58</w:t>
+              <w:t>31</w:t>
             </w:r>
           </w:p>
           <w:p>
@@ -3458,7 +3458,7 @@
                 <w:b/>
                 <w:sz w:val="16"/>
               </w:rPr>
-              <w:t>1-58</w:t>
+              <w:t>31</w:t>
             </w:r>
           </w:p>
           <w:p>
@@ -3481,7 +3481,7 @@
                 <w:b/>
                 <w:sz w:val="16"/>
               </w:rPr>
-              <w:t>1-58</w:t>
+              <w:t>31</w:t>
             </w:r>
           </w:p>
           <w:p>
@@ -3506,7 +3506,7 @@
                 <w:b/>
                 <w:sz w:val="16"/>
               </w:rPr>
-              <w:t>1-58</w:t>
+              <w:t>32</w:t>
             </w:r>
           </w:p>
           <w:p>
@@ -3529,7 +3529,7 @@
                 <w:b/>
                 <w:sz w:val="16"/>
               </w:rPr>
-              <w:t>1-58</w:t>
+              <w:t>32</w:t>
             </w:r>
           </w:p>
           <w:p>
@@ -3552,7 +3552,7 @@
                 <w:b/>
                 <w:sz w:val="16"/>
               </w:rPr>
-              <w:t>1-58</w:t>
+              <w:t>32</w:t>
             </w:r>
           </w:p>
           <w:p>
@@ -3577,7 +3577,7 @@
                 <w:b/>
                 <w:sz w:val="16"/>
               </w:rPr>
-              <w:t>1-58</w:t>
+              <w:t>33</w:t>
             </w:r>
           </w:p>
           <w:p>
@@ -3600,7 +3600,7 @@
                 <w:b/>
                 <w:sz w:val="16"/>
               </w:rPr>
-              <w:t>1-58</w:t>
+              <w:t>33</w:t>
             </w:r>
           </w:p>
           <w:p>
@@ -3623,7 +3623,7 @@
                 <w:b/>
                 <w:sz w:val="16"/>
               </w:rPr>
-              <w:t>1-58</w:t>
+              <w:t>33</w:t>
             </w:r>
           </w:p>
           <w:p>
@@ -3648,7 +3648,7 @@
                 <w:b/>
                 <w:sz w:val="16"/>
               </w:rPr>
-              <w:t>1-58</w:t>
+              <w:t>34</w:t>
             </w:r>
           </w:p>
           <w:p>
@@ -3671,7 +3671,7 @@
                 <w:b/>
                 <w:sz w:val="16"/>
               </w:rPr>
-              <w:t>1-58</w:t>
+              <w:t>34</w:t>
             </w:r>
           </w:p>
           <w:p>
@@ -3694,7 +3694,7 @@
                 <w:b/>
                 <w:sz w:val="16"/>
               </w:rPr>
-              <w:t>1-58</w:t>
+              <w:t>34</w:t>
             </w:r>
           </w:p>
           <w:p>
@@ -3719,7 +3719,7 @@
                 <w:b/>
                 <w:sz w:val="16"/>
               </w:rPr>
-              <w:t>1-58</w:t>
+              <w:t>35</w:t>
             </w:r>
           </w:p>
           <w:p>
@@ -3742,7 +3742,7 @@
                 <w:b/>
                 <w:sz w:val="16"/>
               </w:rPr>
-              <w:t>1-58</w:t>
+              <w:t>35</w:t>
             </w:r>
           </w:p>
           <w:p>
@@ -3765,7 +3765,7 @@
                 <w:b/>
                 <w:sz w:val="16"/>
               </w:rPr>
-              <w:t>1-58</w:t>
+              <w:t>35</w:t>
             </w:r>
           </w:p>
           <w:p>
@@ -3790,7 +3790,7 @@
                 <w:b/>
                 <w:sz w:val="16"/>
               </w:rPr>
-              <w:t>1-58</w:t>
+              <w:t>36</w:t>
             </w:r>
           </w:p>
           <w:p>
@@ -3813,7 +3813,7 @@
                 <w:b/>
                 <w:sz w:val="16"/>
               </w:rPr>
-              <w:t>1-58</w:t>
+              <w:t>36</w:t>
             </w:r>
           </w:p>
           <w:p>
@@ -3836,7 +3836,7 @@
                 <w:b/>
                 <w:sz w:val="16"/>
               </w:rPr>
-              <w:t>1-58</w:t>
+              <w:t>36</w:t>
             </w:r>
           </w:p>
           <w:p>
@@ -3861,7 +3861,7 @@
                 <w:b/>
                 <w:sz w:val="16"/>
               </w:rPr>
-              <w:t>1-58</w:t>
+              <w:t>36</w:t>
             </w:r>
           </w:p>
           <w:p>
@@ -3884,7 +3884,7 @@
                 <w:b/>
                 <w:sz w:val="16"/>
               </w:rPr>
-              <w:t>1-58</w:t>
+              <w:t>36</w:t>
             </w:r>
           </w:p>
           <w:p>
@@ -3907,7 +3907,7 @@
                 <w:b/>
                 <w:sz w:val="16"/>
               </w:rPr>
-              <w:t>1-58</w:t>
+              <w:t>36</w:t>
             </w:r>
           </w:p>
           <w:p>
@@ -3932,7 +3932,7 @@
                 <w:b/>
                 <w:sz w:val="16"/>
               </w:rPr>
-              <w:t>1-58</w:t>
+              <w:t>37</w:t>
             </w:r>
           </w:p>
           <w:p>
@@ -3955,7 +3955,7 @@
                 <w:b/>
                 <w:sz w:val="16"/>
               </w:rPr>
-              <w:t>1-58</w:t>
+              <w:t>37</w:t>
             </w:r>
           </w:p>
           <w:p>
@@ -3978,7 +3978,7 @@
                 <w:b/>
                 <w:sz w:val="16"/>
               </w:rPr>
-              <w:t>1-58</w:t>
+              <w:t>37</w:t>
             </w:r>
           </w:p>
           <w:p>
@@ -4003,7 +4003,7 @@
                 <w:b/>
                 <w:sz w:val="16"/>
               </w:rPr>
-              <w:t>1-58</w:t>
+              <w:t>38</w:t>
             </w:r>
           </w:p>
           <w:p>
@@ -4026,7 +4026,7 @@
                 <w:b/>
                 <w:sz w:val="16"/>
               </w:rPr>
-              <w:t>1-58</w:t>
+              <w:t>38</w:t>
             </w:r>
           </w:p>
           <w:p>
@@ -4049,7 +4049,7 @@
                 <w:b/>
                 <w:sz w:val="16"/>
               </w:rPr>
-              <w:t>1-58</w:t>
+              <w:t>38</w:t>
             </w:r>
           </w:p>
           <w:p>
@@ -4074,7 +4074,7 @@
                 <w:b/>
                 <w:sz w:val="16"/>
               </w:rPr>
-              <w:t>1-58</w:t>
+              <w:t>39</w:t>
             </w:r>
           </w:p>
           <w:p>
@@ -4097,7 +4097,7 @@
                 <w:b/>
                 <w:sz w:val="16"/>
               </w:rPr>
-              <w:t>1-58</w:t>
+              <w:t>39</w:t>
             </w:r>
           </w:p>
           <w:p>
@@ -4120,7 +4120,7 @@
                 <w:b/>
                 <w:sz w:val="16"/>
               </w:rPr>
-              <w:t>1-58</w:t>
+              <w:t>39</w:t>
             </w:r>
           </w:p>
           <w:p>
@@ -4145,7 +4145,7 @@
                 <w:b/>
                 <w:sz w:val="16"/>
               </w:rPr>
-              <w:t>1-58</w:t>
+              <w:t>40</w:t>
             </w:r>
           </w:p>
           <w:p>
@@ -4168,7 +4168,7 @@
                 <w:b/>
                 <w:sz w:val="16"/>
               </w:rPr>
-              <w:t>1-58</w:t>
+              <w:t>40</w:t>
             </w:r>
           </w:p>
           <w:p>
@@ -4191,7 +4191,7 @@
                 <w:b/>
                 <w:sz w:val="16"/>
               </w:rPr>
-              <w:t>1-58</w:t>
+              <w:t>40</w:t>
             </w:r>
           </w:p>
           <w:p>
@@ -4216,7 +4216,7 @@
                 <w:b/>
                 <w:sz w:val="16"/>
               </w:rPr>
-              <w:t>1-58</w:t>
+              <w:t>40</w:t>
             </w:r>
           </w:p>
           <w:p>
@@ -4239,7 +4239,7 @@
                 <w:b/>
                 <w:sz w:val="16"/>
               </w:rPr>
-              <w:t>1-58</w:t>
+              <w:t>40</w:t>
             </w:r>
           </w:p>
           <w:p>
@@ -4262,7 +4262,7 @@
                 <w:b/>
                 <w:sz w:val="16"/>
               </w:rPr>
-              <w:t>1-58</w:t>
+              <w:t>40</w:t>
             </w:r>
           </w:p>
           <w:p>
@@ -4287,7 +4287,7 @@
                 <w:b/>
                 <w:sz w:val="16"/>
               </w:rPr>
-              <w:t>1-58</w:t>
+              <w:t>41</w:t>
             </w:r>
           </w:p>
           <w:p>
@@ -4310,7 +4310,7 @@
                 <w:b/>
                 <w:sz w:val="16"/>
               </w:rPr>
-              <w:t>1-58</w:t>
+              <w:t>41</w:t>
             </w:r>
           </w:p>
           <w:p>
@@ -4333,7 +4333,7 @@
                 <w:b/>
                 <w:sz w:val="16"/>
               </w:rPr>
-              <w:t>1-58</w:t>
+              <w:t>41</w:t>
             </w:r>
           </w:p>
           <w:p>
@@ -4358,7 +4358,7 @@
                 <w:b/>
                 <w:sz w:val="16"/>
               </w:rPr>
-              <w:t>1-58</w:t>
+              <w:t>41</w:t>
             </w:r>
           </w:p>
           <w:p>
@@ -4381,7 +4381,7 @@
                 <w:b/>
                 <w:sz w:val="16"/>
               </w:rPr>
-              <w:t>1-58</w:t>
+              <w:t>41</w:t>
             </w:r>
           </w:p>
           <w:p>
@@ -4404,7 +4404,7 @@
                 <w:b/>
                 <w:sz w:val="16"/>
               </w:rPr>
-              <w:t>1-58</w:t>
+              <w:t>41</w:t>
             </w:r>
           </w:p>
           <w:p>
@@ -4429,7 +4429,7 @@
                 <w:b/>
                 <w:sz w:val="16"/>
               </w:rPr>
-              <w:t>1-58</w:t>
+              <w:t>42</w:t>
             </w:r>
           </w:p>
           <w:p>
@@ -4452,7 +4452,7 @@
                 <w:b/>
                 <w:sz w:val="16"/>
               </w:rPr>
-              <w:t>1-58</w:t>
+              <w:t>42</w:t>
             </w:r>
           </w:p>
           <w:p>
@@ -4475,7 +4475,7 @@
                 <w:b/>
                 <w:sz w:val="16"/>
               </w:rPr>
-              <w:t>1-58</w:t>
+              <w:t>42</w:t>
             </w:r>
           </w:p>
           <w:p>
@@ -4500,7 +4500,7 @@
                 <w:b/>
                 <w:sz w:val="16"/>
               </w:rPr>
-              <w:t>1-58</w:t>
+              <w:t>42</w:t>
             </w:r>
           </w:p>
           <w:p>
@@ -4523,7 +4523,7 @@
                 <w:b/>
                 <w:sz w:val="16"/>
               </w:rPr>
-              <w:t>1-58</w:t>
+              <w:t>42</w:t>
             </w:r>
           </w:p>
           <w:p>
@@ -4546,7 +4546,7 @@
                 <w:b/>
                 <w:sz w:val="16"/>
               </w:rPr>
-              <w:t>1-58</w:t>
+              <w:t>42</w:t>
             </w:r>
           </w:p>
           <w:p>
@@ -4571,7 +4571,7 @@
                 <w:b/>
                 <w:sz w:val="16"/>
               </w:rPr>
-              <w:t>1-58</w:t>
+              <w:t>43</w:t>
             </w:r>
           </w:p>
           <w:p>
@@ -4594,7 +4594,7 @@
                 <w:b/>
                 <w:sz w:val="16"/>
               </w:rPr>
-              <w:t>1-58</w:t>
+              <w:t>43</w:t>
             </w:r>
           </w:p>
           <w:p>
@@ -4617,7 +4617,7 @@
                 <w:b/>
                 <w:sz w:val="16"/>
               </w:rPr>
-              <w:t>1-58</w:t>
+              <w:t>43</w:t>
             </w:r>
           </w:p>
           <w:p>
@@ -4642,7 +4642,7 @@
                 <w:b/>
                 <w:sz w:val="16"/>
               </w:rPr>
-              <w:t>1-58</w:t>
+              <w:t>43</w:t>
             </w:r>
           </w:p>
           <w:p>
@@ -4665,7 +4665,7 @@
                 <w:b/>
                 <w:sz w:val="16"/>
               </w:rPr>
-              <w:t>1-58</w:t>
+              <w:t>43</w:t>
             </w:r>
           </w:p>
           <w:p>
@@ -4688,7 +4688,7 @@
                 <w:b/>
                 <w:sz w:val="16"/>
               </w:rPr>
-              <w:t>1-58</w:t>
+              <w:t>43</w:t>
             </w:r>
           </w:p>
           <w:p>
@@ -4713,7 +4713,7 @@
                 <w:b/>
                 <w:sz w:val="16"/>
               </w:rPr>
-              <w:t>1-58</w:t>
+              <w:t>44</w:t>
             </w:r>
           </w:p>
           <w:p>
@@ -4736,7 +4736,7 @@
                 <w:b/>
                 <w:sz w:val="16"/>
               </w:rPr>
-              <w:t>1-58</w:t>
+              <w:t>44</w:t>
             </w:r>
           </w:p>
           <w:p>
@@ -4759,7 +4759,7 @@
                 <w:b/>
                 <w:sz w:val="16"/>
               </w:rPr>
-              <w:t>1-58</w:t>
+              <w:t>44</w:t>
             </w:r>
           </w:p>
           <w:p>
@@ -4784,7 +4784,7 @@
                 <w:b/>
                 <w:sz w:val="16"/>
               </w:rPr>
-              <w:t>1-58</w:t>
+              <w:t>45</w:t>
             </w:r>
           </w:p>
           <w:p>
@@ -4807,7 +4807,7 @@
                 <w:b/>
                 <w:sz w:val="16"/>
               </w:rPr>
-              <w:t>1-58</w:t>
+              <w:t>45</w:t>
             </w:r>
           </w:p>
           <w:p>
@@ -4830,7 +4830,7 @@
                 <w:b/>
                 <w:sz w:val="16"/>
               </w:rPr>
-              <w:t>1-58</w:t>
+              <w:t>45</w:t>
             </w:r>
           </w:p>
           <w:p>
@@ -4855,7 +4855,7 @@
                 <w:b/>
                 <w:sz w:val="16"/>
               </w:rPr>
-              <w:t>1-58</w:t>
+              <w:t>46</w:t>
             </w:r>
           </w:p>
           <w:p>
@@ -4878,7 +4878,7 @@
                 <w:b/>
                 <w:sz w:val="16"/>
               </w:rPr>
-              <w:t>1-58</w:t>
+              <w:t>46</w:t>
             </w:r>
           </w:p>
           <w:p>
@@ -4901,7 +4901,7 @@
                 <w:b/>
                 <w:sz w:val="16"/>
               </w:rPr>
-              <w:t>1-58</w:t>
+              <w:t>46</w:t>
             </w:r>
           </w:p>
           <w:p>
@@ -4926,7 +4926,7 @@
                 <w:b/>
                 <w:sz w:val="16"/>
               </w:rPr>
-              <w:t>1-58</w:t>
+              <w:t>47</w:t>
             </w:r>
           </w:p>
           <w:p>
@@ -4949,7 +4949,7 @@
                 <w:b/>
                 <w:sz w:val="16"/>
               </w:rPr>
-              <w:t>1-58</w:t>
+              <w:t>47</w:t>
             </w:r>
           </w:p>
           <w:p>
@@ -4972,7 +4972,7 @@
                 <w:b/>
                 <w:sz w:val="16"/>
               </w:rPr>
-              <w:t>1-58</w:t>
+              <w:t>47</w:t>
             </w:r>
           </w:p>
           <w:p>
@@ -4997,7 +4997,7 @@
                 <w:b/>
                 <w:sz w:val="16"/>
               </w:rPr>
-              <w:t>1-58</w:t>
+              <w:t>48</w:t>
             </w:r>
           </w:p>
           <w:p>
@@ -5020,7 +5020,7 @@
                 <w:b/>
                 <w:sz w:val="16"/>
               </w:rPr>
-              <w:t>1-58</w:t>
+              <w:t>48</w:t>
             </w:r>
           </w:p>
           <w:p>
@@ -5043,7 +5043,7 @@
                 <w:b/>
                 <w:sz w:val="16"/>
               </w:rPr>
-              <w:t>1-58</w:t>
+              <w:t>48</w:t>
             </w:r>
           </w:p>
           <w:p>
@@ -5068,7 +5068,7 @@
                 <w:b/>
                 <w:sz w:val="16"/>
               </w:rPr>
-              <w:t>1-58</w:t>
+              <w:t>49</w:t>
             </w:r>
           </w:p>
           <w:p>
@@ -5091,7 +5091,7 @@
                 <w:b/>
                 <w:sz w:val="16"/>
               </w:rPr>
-              <w:t>1-58</w:t>
+              <w:t>49</w:t>
             </w:r>
           </w:p>
           <w:p>
@@ -5114,7 +5114,7 @@
                 <w:b/>
                 <w:sz w:val="16"/>
               </w:rPr>
-              <w:t>1-58</w:t>
+              <w:t>49</w:t>
             </w:r>
           </w:p>
           <w:p>
@@ -5139,7 +5139,7 @@
                 <w:b/>
                 <w:sz w:val="16"/>
               </w:rPr>
-              <w:t>1-58</w:t>
+              <w:t>50</w:t>
             </w:r>
           </w:p>
           <w:p>
@@ -5162,7 +5162,7 @@
                 <w:b/>
                 <w:sz w:val="16"/>
               </w:rPr>
-              <w:t>1-58</w:t>
+              <w:t>50</w:t>
             </w:r>
           </w:p>
           <w:p>
@@ -5185,7 +5185,7 @@
                 <w:b/>
                 <w:sz w:val="16"/>
               </w:rPr>
-              <w:t>1-58</w:t>
+              <w:t>50</w:t>
             </w:r>
           </w:p>
           <w:p>
@@ -5210,7 +5210,7 @@
                 <w:b/>
                 <w:sz w:val="16"/>
               </w:rPr>
-              <w:t>1-58</w:t>
+              <w:t>51</w:t>
             </w:r>
           </w:p>
           <w:p>
@@ -5233,7 +5233,7 @@
                 <w:b/>
                 <w:sz w:val="16"/>
               </w:rPr>
-              <w:t>1-58</w:t>
+              <w:t>51</w:t>
             </w:r>
           </w:p>
           <w:p>
@@ -5256,7 +5256,7 @@
                 <w:b/>
                 <w:sz w:val="16"/>
               </w:rPr>
-              <w:t>1-58</w:t>
+              <w:t>51</w:t>
             </w:r>
           </w:p>
           <w:p>
@@ -5281,7 +5281,7 @@
                 <w:b/>
                 <w:sz w:val="16"/>
               </w:rPr>
-              <w:t>1-58</w:t>
+              <w:t>52</w:t>
             </w:r>
           </w:p>
           <w:p>
@@ -5304,7 +5304,7 @@
                 <w:b/>
                 <w:sz w:val="16"/>
               </w:rPr>
-              <w:t>1-58</w:t>
+              <w:t>52</w:t>
             </w:r>
           </w:p>
           <w:p>
@@ -5327,7 +5327,7 @@
                 <w:b/>
                 <w:sz w:val="16"/>
               </w:rPr>
-              <w:t>1-58</w:t>
+              <w:t>52</w:t>
             </w:r>
           </w:p>
           <w:p>
@@ -5352,7 +5352,7 @@
                 <w:b/>
                 <w:sz w:val="16"/>
               </w:rPr>
-              <w:t>1-58</w:t>
+              <w:t>53</w:t>
             </w:r>
           </w:p>
           <w:p>
@@ -5375,7 +5375,7 @@
                 <w:b/>
                 <w:sz w:val="16"/>
               </w:rPr>
-              <w:t>1-58</w:t>
+              <w:t>53</w:t>
             </w:r>
           </w:p>
           <w:p>
@@ -5398,7 +5398,7 @@
                 <w:b/>
                 <w:sz w:val="16"/>
               </w:rPr>
-              <w:t>1-58</w:t>
+              <w:t>53</w:t>
             </w:r>
           </w:p>
           <w:p>
@@ -5423,7 +5423,7 @@
                 <w:b/>
                 <w:sz w:val="16"/>
               </w:rPr>
-              <w:t>1-58</w:t>
+              <w:t>54</w:t>
             </w:r>
           </w:p>
           <w:p>
@@ -5446,7 +5446,7 @@
                 <w:b/>
                 <w:sz w:val="16"/>
               </w:rPr>
-              <w:t>1-58</w:t>
+              <w:t>54</w:t>
             </w:r>
           </w:p>
           <w:p>
@@ -5469,7 +5469,7 @@
                 <w:b/>
                 <w:sz w:val="16"/>
               </w:rPr>
-              <w:t>1-58</w:t>
+              <w:t>54</w:t>
             </w:r>
           </w:p>
           <w:p>
@@ -5494,7 +5494,7 @@
                 <w:b/>
                 <w:sz w:val="16"/>
               </w:rPr>
-              <w:t>1-58</w:t>
+              <w:t>55</w:t>
             </w:r>
           </w:p>
           <w:p>
@@ -5517,7 +5517,7 @@
                 <w:b/>
                 <w:sz w:val="16"/>
               </w:rPr>
-              <w:t>1-58</w:t>
+              <w:t>55</w:t>
             </w:r>
           </w:p>
           <w:p>
@@ -5540,7 +5540,7 @@
                 <w:b/>
                 <w:sz w:val="16"/>
               </w:rPr>
-              <w:t>1-58</w:t>
+              <w:t>55</w:t>
             </w:r>
           </w:p>
           <w:p>
@@ -5565,7 +5565,7 @@
                 <w:b/>
                 <w:sz w:val="16"/>
               </w:rPr>
-              <w:t>1-58</w:t>
+              <w:t>55</w:t>
             </w:r>
           </w:p>
           <w:p>
@@ -5588,7 +5588,7 @@
                 <w:b/>
                 <w:sz w:val="16"/>
               </w:rPr>
-              <w:t>1-58</w:t>
+              <w:t>55</w:t>
             </w:r>
           </w:p>
           <w:p>
@@ -5611,7 +5611,7 @@
                 <w:b/>
                 <w:sz w:val="16"/>
               </w:rPr>
-              <w:t>1-58</w:t>
+              <w:t>55</w:t>
             </w:r>
           </w:p>
           <w:p>
@@ -5636,7 +5636,7 @@
                 <w:b/>
                 <w:sz w:val="16"/>
               </w:rPr>
-              <w:t>1-58</w:t>
+              <w:t>56</w:t>
             </w:r>
           </w:p>
           <w:p>
@@ -5659,7 +5659,7 @@
                 <w:b/>
                 <w:sz w:val="16"/>
               </w:rPr>
-              <w:t>1-58</w:t>
+              <w:t>56</w:t>
             </w:r>
           </w:p>
           <w:p>
@@ -5682,7 +5682,7 @@
                 <w:b/>
                 <w:sz w:val="16"/>
               </w:rPr>
-              <w:t>1-58</w:t>
+              <w:t>56</w:t>
             </w:r>
           </w:p>
           <w:p>
@@ -5707,7 +5707,7 @@
                 <w:b/>
                 <w:sz w:val="16"/>
               </w:rPr>
-              <w:t>1-58</w:t>
+              <w:t>57</w:t>
             </w:r>
           </w:p>
           <w:p>
@@ -5730,7 +5730,7 @@
                 <w:b/>
                 <w:sz w:val="16"/>
               </w:rPr>
-              <w:t>1-58</w:t>
+              <w:t>57</w:t>
             </w:r>
           </w:p>
           <w:p>
@@ -5753,7 +5753,7 @@
                 <w:b/>
                 <w:sz w:val="16"/>
               </w:rPr>
-              <w:t>1-58</w:t>
+              <w:t>57</w:t>
             </w:r>
           </w:p>
           <w:p>
@@ -5778,7 +5778,7 @@
                 <w:b/>
                 <w:sz w:val="16"/>
               </w:rPr>
-              <w:t>1-58</w:t>
+              <w:t>58</w:t>
             </w:r>
           </w:p>
           <w:p>
@@ -5801,7 +5801,7 @@
                 <w:b/>
                 <w:sz w:val="16"/>
               </w:rPr>
-              <w:t>1-58</w:t>
+              <w:t>58</w:t>
             </w:r>
           </w:p>
           <w:p>
@@ -5824,7 +5824,7 @@
                 <w:b/>
                 <w:sz w:val="16"/>
               </w:rPr>
-              <w:t>1-58</w:t>
+              <w:t>58</w:t>
             </w:r>
           </w:p>
           <w:p>
@@ -5849,7 +5849,7 @@
                 <w:b/>
                 <w:sz w:val="16"/>
               </w:rPr>
-              <w:t>59-60</w:t>
+              <w:t>59</w:t>
             </w:r>
           </w:p>
           <w:p>
@@ -5872,7 +5872,7 @@
                 <w:b/>
                 <w:sz w:val="16"/>
               </w:rPr>
-              <w:t>59-60</w:t>
+              <w:t>59</w:t>
             </w:r>
           </w:p>
           <w:p>
@@ -5895,7 +5895,7 @@
                 <w:b/>
                 <w:sz w:val="16"/>
               </w:rPr>
-              <w:t>59-60</w:t>
+              <w:t>59</w:t>
             </w:r>
           </w:p>
           <w:p>
@@ -5920,7 +5920,7 @@
                 <w:b/>
                 <w:sz w:val="16"/>
               </w:rPr>
-              <w:t>59-60</w:t>
+              <w:t>60</w:t>
             </w:r>
           </w:p>
           <w:p>
@@ -5943,7 +5943,7 @@
                 <w:b/>
                 <w:sz w:val="16"/>
               </w:rPr>
-              <w:t>59-60</w:t>
+              <w:t>60</w:t>
             </w:r>
           </w:p>
           <w:p>
@@ -5966,7 +5966,7 @@
                 <w:b/>
                 <w:sz w:val="16"/>
               </w:rPr>
-              <w:t>59-60</w:t>
+              <w:t>60</w:t>
             </w:r>
           </w:p>
           <w:p>
@@ -6855,7 +6855,7 @@
                 <w:b/>
                 <w:sz w:val="16"/>
               </w:rPr>
-              <w:t>10-11</w:t>
+              <w:t>10</w:t>
             </w:r>
           </w:p>
           <w:p>
@@ -6886,7 +6886,7 @@
                 <w:b/>
                 <w:sz w:val="16"/>
               </w:rPr>
-              <w:t>10-11</w:t>
+              <w:t>10</w:t>
             </w:r>
           </w:p>
           <w:p>
@@ -6909,7 +6909,7 @@
                 <w:b/>
                 <w:sz w:val="16"/>
               </w:rPr>
-              <w:t>10-11</w:t>
+              <w:t>10</w:t>
             </w:r>
           </w:p>
           <w:p>
@@ -6934,7 +6934,7 @@
                 <w:b/>
                 <w:sz w:val="16"/>
               </w:rPr>
-              <w:t>10-11</w:t>
+              <w:t>11</w:t>
             </w:r>
           </w:p>
           <w:p>
@@ -6957,7 +6957,7 @@
                 <w:b/>
                 <w:sz w:val="16"/>
               </w:rPr>
-              <w:t>10-11</w:t>
+              <w:t>11</w:t>
             </w:r>
           </w:p>
           <w:p>
@@ -6980,7 +6980,7 @@
                 <w:b/>
                 <w:sz w:val="16"/>
               </w:rPr>
-              <w:t>10-11</w:t>
+              <w:t>11</w:t>
             </w:r>
           </w:p>
           <w:p>
@@ -7498,7 +7498,7 @@
                 <w:b/>
                 <w:sz w:val="16"/>
               </w:rPr>
-              <w:t>8-16</w:t>
+              <w:t>8</w:t>
             </w:r>
           </w:p>
           <w:p>
@@ -7553,7 +7553,7 @@
                 <w:b/>
                 <w:sz w:val="16"/>
               </w:rPr>
-              <w:t>8-16</w:t>
+              <w:t>8</w:t>
             </w:r>
           </w:p>
           <w:p>
@@ -7576,7 +7576,7 @@
                 <w:b/>
                 <w:sz w:val="16"/>
               </w:rPr>
-              <w:t>8-16</w:t>
+              <w:t>8</w:t>
             </w:r>
           </w:p>
           <w:p>
@@ -7601,7 +7601,7 @@
                 <w:b/>
                 <w:sz w:val="16"/>
               </w:rPr>
-              <w:t>8-16</w:t>
+              <w:t>9-10</w:t>
             </w:r>
           </w:p>
           <w:p>
@@ -7624,7 +7624,7 @@
                 <w:b/>
                 <w:sz w:val="16"/>
               </w:rPr>
-              <w:t>8-16</w:t>
+              <w:t>9-10</w:t>
             </w:r>
           </w:p>
           <w:p>
@@ -7647,7 +7647,7 @@
                 <w:b/>
                 <w:sz w:val="16"/>
               </w:rPr>
-              <w:t>8-16</w:t>
+              <w:t>9-10</w:t>
             </w:r>
           </w:p>
           <w:p>
@@ -7672,7 +7672,7 @@
                 <w:b/>
                 <w:sz w:val="16"/>
               </w:rPr>
-              <w:t>8-16</w:t>
+              <w:t>11</w:t>
             </w:r>
           </w:p>
           <w:p>
@@ -7695,7 +7695,7 @@
                 <w:b/>
                 <w:sz w:val="16"/>
               </w:rPr>
-              <w:t>8-16</w:t>
+              <w:t>11</w:t>
             </w:r>
           </w:p>
           <w:p>
@@ -7718,7 +7718,7 @@
                 <w:b/>
                 <w:sz w:val="16"/>
               </w:rPr>
-              <w:t>8-16</w:t>
+              <w:t>11</w:t>
             </w:r>
           </w:p>
           <w:p>
@@ -7743,7 +7743,7 @@
                 <w:b/>
                 <w:sz w:val="16"/>
               </w:rPr>
-              <w:t>8-16</w:t>
+              <w:t>11</w:t>
             </w:r>
           </w:p>
           <w:p>
@@ -7766,7 +7766,7 @@
                 <w:b/>
                 <w:sz w:val="16"/>
               </w:rPr>
-              <w:t>8-16</w:t>
+              <w:t>11</w:t>
             </w:r>
           </w:p>
           <w:p>
@@ -7789,7 +7789,7 @@
                 <w:b/>
                 <w:sz w:val="16"/>
               </w:rPr>
-              <w:t>8-16</w:t>
+              <w:t>11</w:t>
             </w:r>
           </w:p>
           <w:p>
@@ -7814,7 +7814,7 @@
                 <w:b/>
                 <w:sz w:val="16"/>
               </w:rPr>
-              <w:t>8-16</w:t>
+              <w:t>12-16</w:t>
             </w:r>
           </w:p>
           <w:p>
@@ -7837,7 +7837,7 @@
                 <w:b/>
                 <w:sz w:val="16"/>
               </w:rPr>
-              <w:t>8-16</w:t>
+              <w:t>12-16</w:t>
             </w:r>
           </w:p>
           <w:p>
@@ -7860,7 +7860,7 @@
                 <w:b/>
                 <w:sz w:val="16"/>
               </w:rPr>
-              <w:t>8-16</w:t>
+              <w:t>12-16</w:t>
             </w:r>
           </w:p>
           <w:p>
@@ -7885,7 +7885,7 @@
                 <w:b/>
                 <w:sz w:val="16"/>
               </w:rPr>
-              <w:t>17-22</w:t>
+              <w:t>17</w:t>
             </w:r>
           </w:p>
           <w:p>
@@ -7916,7 +7916,7 @@
                 <w:b/>
                 <w:sz w:val="16"/>
               </w:rPr>
-              <w:t>17-22</w:t>
+              <w:t>17</w:t>
             </w:r>
           </w:p>
           <w:p>
@@ -7939,7 +7939,7 @@
                 <w:b/>
                 <w:sz w:val="16"/>
               </w:rPr>
-              <w:t>17-22</w:t>
+              <w:t>17</w:t>
             </w:r>
           </w:p>
           <w:p>
@@ -7964,7 +7964,7 @@
                 <w:b/>
                 <w:sz w:val="16"/>
               </w:rPr>
-              <w:t>17-22</w:t>
+              <w:t>18-22</w:t>
             </w:r>
           </w:p>
           <w:p>
@@ -7987,7 +7987,7 @@
                 <w:b/>
                 <w:sz w:val="16"/>
               </w:rPr>
-              <w:t>17-22</w:t>
+              <w:t>18-22</w:t>
             </w:r>
           </w:p>
           <w:p>
@@ -8010,7 +8010,7 @@
                 <w:b/>
                 <w:sz w:val="16"/>
               </w:rPr>
-              <w:t>17-22</w:t>
+              <w:t>18-22</w:t>
             </w:r>
           </w:p>
           <w:p>
@@ -8457,7 +8457,7 @@
                 <w:b/>
                 <w:sz w:val="16"/>
               </w:rPr>
-              <w:t>6-7</w:t>
+              <w:t>6</w:t>
             </w:r>
           </w:p>
           <w:p>
@@ -8488,7 +8488,7 @@
                 <w:b/>
                 <w:sz w:val="16"/>
               </w:rPr>
-              <w:t>6-7</w:t>
+              <w:t>6</w:t>
             </w:r>
           </w:p>
           <w:p>
@@ -8511,7 +8511,7 @@
                 <w:b/>
                 <w:sz w:val="16"/>
               </w:rPr>
-              <w:t>6-7</w:t>
+              <w:t>6</w:t>
             </w:r>
           </w:p>
           <w:p>
@@ -8536,7 +8536,7 @@
                 <w:b/>
                 <w:sz w:val="16"/>
               </w:rPr>
-              <w:t>6-7</w:t>
+              <w:t>7</w:t>
             </w:r>
           </w:p>
           <w:p>
@@ -8559,7 +8559,7 @@
                 <w:b/>
                 <w:sz w:val="16"/>
               </w:rPr>
-              <w:t>6-7</w:t>
+              <w:t>7</w:t>
             </w:r>
           </w:p>
           <w:p>
@@ -8582,7 +8582,7 @@
                 <w:b/>
                 <w:sz w:val="16"/>
               </w:rPr>
-              <w:t>6-7</w:t>
+              <w:t>7</w:t>
             </w:r>
           </w:p>
           <w:p>
@@ -9029,7 +9029,7 @@
                 <w:b/>
                 <w:sz w:val="16"/>
               </w:rPr>
-              <w:t>1-3</w:t>
+              <w:t>1-2</w:t>
             </w:r>
           </w:p>
           <w:p>
@@ -9068,7 +9068,7 @@
                 <w:b/>
                 <w:sz w:val="16"/>
               </w:rPr>
-              <w:t>1-3</w:t>
+              <w:t>1-2</w:t>
             </w:r>
           </w:p>
           <w:p>
@@ -9091,7 +9091,7 @@
                 <w:b/>
                 <w:sz w:val="16"/>
               </w:rPr>
-              <w:t>1-3</w:t>
+              <w:t>1-2</w:t>
             </w:r>
           </w:p>
           <w:p>
@@ -9116,7 +9116,7 @@
                 <w:b/>
                 <w:sz w:val="16"/>
               </w:rPr>
-              <w:t>1-3</w:t>
+              <w:t>2</w:t>
             </w:r>
           </w:p>
           <w:p>
@@ -9139,7 +9139,7 @@
                 <w:b/>
                 <w:sz w:val="16"/>
               </w:rPr>
-              <w:t>1-3</w:t>
+              <w:t>2</w:t>
             </w:r>
           </w:p>
           <w:p>
@@ -9162,7 +9162,7 @@
                 <w:b/>
                 <w:sz w:val="16"/>
               </w:rPr>
-              <w:t>1-3</w:t>
+              <w:t>2</w:t>
             </w:r>
           </w:p>
           <w:p>
@@ -9187,7 +9187,7 @@
                 <w:b/>
                 <w:sz w:val="16"/>
               </w:rPr>
-              <w:t>1-3</w:t>
+              <w:t>3</w:t>
             </w:r>
           </w:p>
           <w:p>
@@ -9210,7 +9210,7 @@
                 <w:b/>
                 <w:sz w:val="16"/>
               </w:rPr>
-              <w:t>1-3</w:t>
+              <w:t>3</w:t>
             </w:r>
           </w:p>
           <w:p>
@@ -9233,7 +9233,7 @@
                 <w:b/>
                 <w:sz w:val="16"/>
               </w:rPr>
-              <w:t>1-3</w:t>
+              <w:t>3</w:t>
             </w:r>
           </w:p>
           <w:p>
@@ -9400,7 +9400,7 @@
                 <w:b/>
                 <w:sz w:val="16"/>
               </w:rPr>
-              <w:t>8-10</w:t>
+              <w:t>8</w:t>
             </w:r>
           </w:p>
           <w:p>
@@ -9439,7 +9439,7 @@
                 <w:b/>
                 <w:sz w:val="16"/>
               </w:rPr>
-              <w:t>8-10</w:t>
+              <w:t>8</w:t>
             </w:r>
           </w:p>
           <w:p>
@@ -9462,7 +9462,7 @@
                 <w:b/>
                 <w:sz w:val="16"/>
               </w:rPr>
-              <w:t>8-10</w:t>
+              <w:t>8</w:t>
             </w:r>
           </w:p>
           <w:p>
@@ -9487,7 +9487,7 @@
                 <w:b/>
                 <w:sz w:val="16"/>
               </w:rPr>
-              <w:t>8-10</w:t>
+              <w:t>9</w:t>
             </w:r>
           </w:p>
           <w:p>
@@ -9510,7 +9510,7 @@
                 <w:b/>
                 <w:sz w:val="16"/>
               </w:rPr>
-              <w:t>8-10</w:t>
+              <w:t>9</w:t>
             </w:r>
           </w:p>
           <w:p>
@@ -9533,7 +9533,7 @@
                 <w:b/>
                 <w:sz w:val="16"/>
               </w:rPr>
-              <w:t>8-10</w:t>
+              <w:t>9</w:t>
             </w:r>
           </w:p>
           <w:p>
@@ -9558,7 +9558,7 @@
                 <w:b/>
                 <w:sz w:val="16"/>
               </w:rPr>
-              <w:t>8-10</w:t>
+              <w:t>10</w:t>
             </w:r>
           </w:p>
           <w:p>
@@ -9581,7 +9581,7 @@
                 <w:b/>
                 <w:sz w:val="16"/>
               </w:rPr>
-              <w:t>8-10</w:t>
+              <w:t>10</w:t>
             </w:r>
           </w:p>
           <w:p>
@@ -9604,7 +9604,7 @@
                 <w:b/>
                 <w:sz w:val="16"/>
               </w:rPr>
-              <w:t>8-10</w:t>
+              <w:t>10</w:t>
             </w:r>
           </w:p>
           <w:p>
@@ -9629,7 +9629,7 @@
                 <w:b/>
                 <w:sz w:val="16"/>
               </w:rPr>
-              <w:t>11-12</w:t>
+              <w:t>11</w:t>
             </w:r>
           </w:p>
           <w:p>
@@ -9660,7 +9660,7 @@
                 <w:b/>
                 <w:sz w:val="16"/>
               </w:rPr>
-              <w:t>11-12</w:t>
+              <w:t>11</w:t>
             </w:r>
           </w:p>
           <w:p>
@@ -9683,7 +9683,7 @@
                 <w:b/>
                 <w:sz w:val="16"/>
               </w:rPr>
-              <w:t>11-12</w:t>
+              <w:t>11</w:t>
             </w:r>
           </w:p>
           <w:p>
@@ -9708,7 +9708,7 @@
                 <w:b/>
                 <w:sz w:val="16"/>
               </w:rPr>
-              <w:t>11-12</w:t>
+              <w:t>12</w:t>
             </w:r>
           </w:p>
           <w:p>
@@ -9731,7 +9731,7 @@
                 <w:b/>
                 <w:sz w:val="16"/>
               </w:rPr>
-              <w:t>11-12</w:t>
+              <w:t>12</w:t>
             </w:r>
           </w:p>
           <w:p>
@@ -9754,7 +9754,7 @@
                 <w:b/>
                 <w:sz w:val="16"/>
               </w:rPr>
-              <w:t>11-12</w:t>
+              <w:t>12</w:t>
             </w:r>
           </w:p>
           <w:p>
@@ -10556,7 +10556,7 @@
                 <w:b/>
                 <w:sz w:val="16"/>
               </w:rPr>
-              <w:t>12-20</w:t>
+              <w:t>12</w:t>
             </w:r>
           </w:p>
           <w:p>
@@ -10587,7 +10587,7 @@
                 <w:b/>
                 <w:sz w:val="16"/>
               </w:rPr>
-              <w:t>12-20</w:t>
+              <w:t>12</w:t>
             </w:r>
           </w:p>
           <w:p>
@@ -10610,7 +10610,7 @@
                 <w:b/>
                 <w:sz w:val="16"/>
               </w:rPr>
-              <w:t>12-20</w:t>
+              <w:t>12</w:t>
             </w:r>
           </w:p>
           <w:p>
@@ -11128,7 +11128,7 @@
                 <w:b/>
                 <w:sz w:val="16"/>
               </w:rPr>
-              <w:t>1-14</w:t>
+              <w:t>1</w:t>
             </w:r>
           </w:p>
           <w:p>
@@ -11279,7 +11279,7 @@
                 <w:b/>
                 <w:sz w:val="16"/>
               </w:rPr>
-              <w:t>1-14</w:t>
+              <w:t>1</w:t>
             </w:r>
           </w:p>
           <w:p>
@@ -11302,7 +11302,7 @@
                 <w:b/>
                 <w:sz w:val="16"/>
               </w:rPr>
-              <w:t>1-14</w:t>
+              <w:t>1</w:t>
             </w:r>
           </w:p>
           <w:p>
@@ -11327,7 +11327,7 @@
                 <w:b/>
                 <w:sz w:val="16"/>
               </w:rPr>
-              <w:t>1-14</w:t>
+              <w:t>2-14</w:t>
             </w:r>
           </w:p>
           <w:p>
@@ -11350,7 +11350,7 @@
                 <w:b/>
                 <w:sz w:val="16"/>
               </w:rPr>
-              <w:t>1-14</w:t>
+              <w:t>2-14</w:t>
             </w:r>
           </w:p>
           <w:p>
@@ -11373,7 +11373,7 @@
                 <w:b/>
                 <w:sz w:val="16"/>
               </w:rPr>
-              <w:t>1-14</w:t>
+              <w:t>2-14</w:t>
             </w:r>
           </w:p>
           <w:p>
@@ -11398,7 +11398,7 @@
                 <w:b/>
                 <w:sz w:val="16"/>
               </w:rPr>
-              <w:t>15-17</w:t>
+              <w:t>15</w:t>
             </w:r>
           </w:p>
           <w:p>
@@ -11421,7 +11421,7 @@
                 <w:b/>
                 <w:sz w:val="16"/>
               </w:rPr>
-              <w:t>15-17</w:t>
+              <w:t>15</w:t>
             </w:r>
           </w:p>
           <w:p>
@@ -11444,7 +11444,7 @@
                 <w:b/>
                 <w:sz w:val="16"/>
               </w:rPr>
-              <w:t>15-17</w:t>
+              <w:t>15</w:t>
             </w:r>
           </w:p>
           <w:p>
@@ -11469,7 +11469,7 @@
                 <w:b/>
                 <w:sz w:val="16"/>
               </w:rPr>
-              <w:t>15-17</w:t>
+              <w:t>16-17</w:t>
             </w:r>
           </w:p>
           <w:p>
@@ -11492,7 +11492,7 @@
                 <w:b/>
                 <w:sz w:val="16"/>
               </w:rPr>
-              <w:t>15-17</w:t>
+              <w:t>16-17</w:t>
             </w:r>
           </w:p>
           <w:p>
@@ -11515,7 +11515,7 @@
                 <w:b/>
                 <w:sz w:val="16"/>
               </w:rPr>
-              <w:t>15-17</w:t>
+              <w:t>16-17</w:t>
             </w:r>
           </w:p>
           <w:p>
@@ -11753,7 +11753,7 @@
                 <w:b/>
                 <w:sz w:val="16"/>
               </w:rPr>
-              <w:t>24-27</w:t>
+              <w:t>24-25</w:t>
             </w:r>
           </w:p>
           <w:p>
@@ -11808,7 +11808,7 @@
                 <w:b/>
                 <w:sz w:val="16"/>
               </w:rPr>
-              <w:t>24-27</w:t>
+              <w:t>24-25</w:t>
             </w:r>
           </w:p>
           <w:p>
@@ -11831,7 +11831,7 @@
                 <w:b/>
                 <w:sz w:val="16"/>
               </w:rPr>
-              <w:t>24-27</w:t>
+              <w:t>24-25</w:t>
             </w:r>
           </w:p>
           <w:p>
@@ -11856,7 +11856,7 @@
                 <w:b/>
                 <w:sz w:val="16"/>
               </w:rPr>
-              <w:t>24-27</w:t>
+              <w:t>26-27</w:t>
             </w:r>
           </w:p>
           <w:p>
@@ -11879,7 +11879,7 @@
                 <w:b/>
                 <w:sz w:val="16"/>
               </w:rPr>
-              <w:t>24-27</w:t>
+              <w:t>26-27</w:t>
             </w:r>
           </w:p>
           <w:p>
@@ -11902,7 +11902,7 @@
                 <w:b/>
                 <w:sz w:val="16"/>
               </w:rPr>
-              <w:t>24-27</w:t>
+              <w:t>26-27</w:t>
             </w:r>
           </w:p>
           <w:p>
@@ -13805,7 +13805,7 @@
                 <w:b/>
                 <w:sz w:val="16"/>
               </w:rPr>
-              <w:t>18-19</w:t>
+              <w:t>18</w:t>
             </w:r>
           </w:p>
           <w:p>
@@ -13836,7 +13836,7 @@
                 <w:b/>
                 <w:sz w:val="16"/>
               </w:rPr>
-              <w:t>18-19</w:t>
+              <w:t>18</w:t>
             </w:r>
           </w:p>
           <w:p>
@@ -13859,7 +13859,7 @@
                 <w:b/>
                 <w:sz w:val="16"/>
               </w:rPr>
-              <w:t>18-19</w:t>
+              <w:t>18</w:t>
             </w:r>
           </w:p>
           <w:p>
@@ -13884,7 +13884,7 @@
                 <w:b/>
                 <w:sz w:val="16"/>
               </w:rPr>
-              <w:t>18-19</w:t>
+              <w:t>19</w:t>
             </w:r>
           </w:p>
           <w:p>
@@ -13907,7 +13907,7 @@
                 <w:b/>
                 <w:sz w:val="16"/>
               </w:rPr>
-              <w:t>18-19</w:t>
+              <w:t>19</w:t>
             </w:r>
           </w:p>
           <w:p>
@@ -13930,7 +13930,7 @@
                 <w:b/>
                 <w:sz w:val="16"/>
               </w:rPr>
-              <w:t>18-19</w:t>
+              <w:t>19</w:t>
             </w:r>
           </w:p>
           <w:p>
